--- a/public/templates/09. Surat Keterangan Domisili.docx
+++ b/public/templates/09. Surat Keterangan Domisili.docx
@@ -662,8 +662,16 @@
         <w:rPr>
           <w:rFonts w:ascii="Bookman Old Style" w:hAnsi="Bookman Old Style"/>
         </w:rPr>
-        <w:t>${tempat_lahir}, ${tanggal_lahir}</w:t>
-      </w:r>
+        <w:t>${</w:t>
+      </w:r>
+      <w:r>
+        <w:rPr>
+          <w:rFonts w:ascii="Bookman Old Style" w:hAnsi="Bookman Old Style"/>
+        </w:rPr>
+        <w:t>ttl}</w:t>
+      </w:r>
+      <w:bookmarkStart w:id="0" w:name="_GoBack"/>
+      <w:bookmarkEnd w:id="0"/>
     </w:p>
     <w:p>
       <w:pPr>
@@ -1170,8 +1178,6 @@
               </w:rPr>
               <w:t>${tanggal_disetujui}</w:t>
             </w:r>
-            <w:bookmarkStart w:id="0" w:name="_GoBack"/>
-            <w:bookmarkEnd w:id="0"/>
           </w:p>
           <w:p>
             <w:pPr>
